--- a/docs/general-english/A2/build/a22-u13.docx
+++ b/docs/general-english/A2/build/a22-u13.docx
@@ -47,7 +47,7 @@
       <w:r>
         <w:drawing>
           <wp:inline>
-            <wp:extent cx="3209925" cy="1809750"/>
+            <wp:extent cx="5724525" cy="3228975"/>
             <wp:effectExtent b="0" l="0" r="0" t="0"/>
             <wp:docPr descr="The opening page of Unit 13, Rules and Places: the grammar point is must, have to and mustn’t, and three things the learner will be able to do by the end of the unit." title="" id="21" name="Picture"/>
             <a:graphic>
@@ -68,7 +68,7 @@
                   <pic:spPr bwMode="auto">
                     <a:xfrm>
                       <a:off x="0" y="0"/>
-                      <a:ext cx="3209925" cy="1809750"/>
+                      <a:ext cx="5724525" cy="3228975"/>
                     </a:xfrm>
                     <a:prstGeom prst="rect">
                       <a:avLst/>
@@ -922,7 +922,7 @@
       <w:r>
         <w:drawing>
           <wp:inline>
-            <wp:extent cx="4371975" cy="1809750"/>
+            <wp:extent cx="5724525" cy="2371725"/>
             <wp:effectExtent b="0" l="0" r="0" t="0"/>
             <wp:docPr descr="Six rules at number 14 that nobody ever wrote down: no bin bag on the landing, you must pull the front door shut, nobody parks in front of the shop before nine, you do not have to say good morning, you do not knock on Tomas’s door before two, and nobody uses the side door after nine." title="" id="24" name="Picture"/>
             <a:graphic>
@@ -943,7 +943,7 @@
                   <pic:spPr bwMode="auto">
                     <a:xfrm>
                       <a:off x="0" y="0"/>
-                      <a:ext cx="4371975" cy="1809750"/>
+                      <a:ext cx="5724525" cy="2371725"/>
                     </a:xfrm>
                     <a:prstGeom prst="rect">
                       <a:avLst/>
@@ -2305,7 +2305,7 @@
       <w:r>
         <w:drawing>
           <wp:inline>
-            <wp:extent cx="4562475" cy="1809750"/>
+            <wp:extent cx="5724525" cy="2266950"/>
             <wp:effectExtent b="0" l="0" r="0" t="0"/>
             <wp:docPr descr="Six places, each on its own card: a library, a pool, a gallery, a night bus, a club and a shop." title="" id="27" name="Picture"/>
             <a:graphic>
@@ -2326,7 +2326,7 @@
                   <pic:spPr bwMode="auto">
                     <a:xfrm>
                       <a:off x="0" y="0"/>
-                      <a:ext cx="4562475" cy="1809750"/>
+                      <a:ext cx="5724525" cy="2266950"/>
                     </a:xfrm>
                     <a:prstGeom prst="rect">
                       <a:avLst/>
@@ -2707,7 +2707,7 @@
       <w:r>
         <w:drawing>
           <wp:inline>
-            <wp:extent cx="4905375" cy="1809750"/>
+            <wp:extent cx="5724525" cy="2114550"/>
             <wp:effectExtent b="0" l="0" r="0" t="0"/>
             <wp:docPr descr="A wall with five notices on it, each carrying a different mark: a crossed circle, a tick, an open square, a key, and one with a plain line and nothing else. Five numbered lines run to the right for the learner to write each word." title="" id="30" name="Picture"/>
             <a:graphic>
@@ -2728,7 +2728,7 @@
                   <pic:spPr bwMode="auto">
                     <a:xfrm>
                       <a:off x="0" y="0"/>
-                      <a:ext cx="4905375" cy="1809750"/>
+                      <a:ext cx="5724525" cy="2114550"/>
                     </a:xfrm>
                     <a:prstGeom prst="rect">
                       <a:avLst/>
@@ -4009,7 +4009,7 @@
       <w:r>
         <w:drawing>
           <wp:inline>
-            <wp:extent cx="4381500" cy="1809750"/>
+            <wp:extent cx="5724525" cy="2362200"/>
             <wp:effectExtent b="0" l="0" r="0" t="0"/>
             <wp:docPr descr="The unit’s grammar as two columns, set as far apart as the page allows. On the left mustn’t, which forbids, with its mark at the closed end. On the right don’t have to, which frees, with its mark at the open end. The two sound alike and mean opposite things." title="" id="33" name="Picture"/>
             <a:graphic>
@@ -4030,7 +4030,7 @@
                   <pic:spPr bwMode="auto">
                     <a:xfrm>
                       <a:off x="0" y="0"/>
-                      <a:ext cx="4381500" cy="1809750"/>
+                      <a:ext cx="5724525" cy="2362200"/>
                     </a:xfrm>
                     <a:prstGeom prst="rect">
                       <a:avLst/>
@@ -4647,7 +4647,7 @@
       <w:r>
         <w:drawing>
           <wp:inline>
-            <wp:extent cx="5143500" cy="1533525"/>
+            <wp:extent cx="5724525" cy="1704975"/>
             <wp:effectExtent b="0" l="0" r="0" t="0"/>
             <wp:docPr descr="One visit on a line, from the door to the garden: you must show your card at the door, you have to be a member at the desk, bags go in a free locker, you mustn’t touch anything in the room, and in the garden you do not have to be quiet." title="" id="36" name="Picture"/>
             <a:graphic>
@@ -4668,7 +4668,7 @@
                   <pic:spPr bwMode="auto">
                     <a:xfrm>
                       <a:off x="0" y="0"/>
-                      <a:ext cx="5143500" cy="1533525"/>
+                      <a:ext cx="5724525" cy="1704975"/>
                     </a:xfrm>
                     <a:prstGeom prst="rect">
                       <a:avLst/>
@@ -5433,7 +5433,7 @@
       <w:r>
         <w:drawing>
           <wp:inline>
-            <wp:extent cx="5143500" cy="1685925"/>
+            <wp:extent cx="5724525" cy="1876425"/>
             <wp:effectExtent b="0" l="0" r="0" t="0"/>
             <wp:docPr descr="The three listenings in this unit: a gallery guard tells Yuki what she must and need not leave at the door, Amina lists the four rules of her shop to Dani, and Amina describes the one rule each of the six will not break." title="" id="39" name="Picture"/>
             <a:graphic>
@@ -5454,7 +5454,7 @@
                   <pic:spPr bwMode="auto">
                     <a:xfrm>
                       <a:off x="0" y="0"/>
-                      <a:ext cx="5143500" cy="1685925"/>
+                      <a:ext cx="5724525" cy="1876425"/>
                     </a:xfrm>
                     <a:prstGeom prst="rect">
                       <a:avLst/>
@@ -6553,7 +6553,7 @@
       <w:r>
         <w:drawing>
           <wp:inline>
-            <wp:extent cx="5133975" cy="1809750"/>
+            <wp:extent cx="5724525" cy="2019300"/>
             <wp:effectExtent b="0" l="0" r="0" t="0"/>
             <wp:docPr descr="The two role-play cards side by side. Card A, asking: ask one thing at a time, ask about the fee, check what is forbidden, thank them. Card B, telling: say what is necessary, say plainly what is free, name the one thing people forget, do not explain the rule." title="" id="42" name="Picture"/>
             <a:graphic>
@@ -6574,7 +6574,7 @@
                   <pic:spPr bwMode="auto">
                     <a:xfrm>
                       <a:off x="0" y="0"/>
-                      <a:ext cx="5133975" cy="1809750"/>
+                      <a:ext cx="5724525" cy="2019300"/>
                     </a:xfrm>
                     <a:prstGeom prst="rect">
                       <a:avLst/>
@@ -6830,7 +6830,7 @@
       <w:r>
         <w:drawing>
           <wp:inline>
-            <wp:extent cx="5143500" cy="1171575"/>
+            <wp:extent cx="5724525" cy="1304925"/>
             <wp:effectExtent b="0" l="0" r="0" t="0"/>
             <wp:docPr descr="What a rule needs, in five stages with an arrow to the next: a reason you can see, fairness, somebody willing to mention it, and then the rule is kept. Take any one of the three away and the notice stays on the wall and means nothing." title="" id="45" name="Picture"/>
             <a:graphic>
@@ -6851,7 +6851,7 @@
                   <pic:spPr bwMode="auto">
                     <a:xfrm>
                       <a:off x="0" y="0"/>
-                      <a:ext cx="5143500" cy="1171575"/>
+                      <a:ext cx="5724525" cy="1304925"/>
                     </a:xfrm>
                     <a:prstGeom prst="rect">
                       <a:avLst/>
@@ -7699,7 +7699,7 @@
       <w:r>
         <w:drawing>
           <wp:inline>
-            <wp:extent cx="5143500" cy="1409700"/>
+            <wp:extent cx="5724525" cy="1571625"/>
             <wp:effectExtent b="0" l="0" r="0" t="0"/>
             <wp:docPr descr="Three places and the one rule each lives by: in a pool the lane, fast on one side and slow on the other; in a cinema the aisle seat and whose knees move; and on a night train the quiet carriage at the end, which nobody ever wrote down." title="" id="48" name="Picture"/>
             <a:graphic>
@@ -7720,7 +7720,7 @@
                   <pic:spPr bwMode="auto">
                     <a:xfrm>
                       <a:off x="0" y="0"/>
-                      <a:ext cx="5143500" cy="1409700"/>
+                      <a:ext cx="5724525" cy="1571625"/>
                     </a:xfrm>
                     <a:prstGeom prst="rect">
                       <a:avLst/>
@@ -7936,7 +7936,7 @@
       <w:r>
         <w:drawing>
           <wp:inline>
-            <wp:extent cx="5143500" cy="1685925"/>
+            <wp:extent cx="5724525" cy="1876425"/>
             <wp:effectExtent b="0" l="0" r="0" t="0"/>
             <wp:docPr descr="The shape of the rules the learner is about to write, in four steps: one thing you must do, one thing you mustn’t, the reason behind it, and one thing you do not have to do." title="" id="51" name="Picture"/>
             <a:graphic>
@@ -7957,7 +7957,7 @@
                   <pic:spPr bwMode="auto">
                     <a:xfrm>
                       <a:off x="0" y="0"/>
-                      <a:ext cx="5143500" cy="1685925"/>
+                      <a:ext cx="5724525" cy="1876425"/>
                     </a:xfrm>
                     <a:prstGeom prst="rect">
                       <a:avLst/>
@@ -8607,7 +8607,7 @@
       <w:r>
         <w:drawing>
           <wp:inline>
-            <wp:extent cx="5143500" cy="1771650"/>
+            <wp:extent cx="5724525" cy="1971675"/>
             <wp:effectExtent b="0" l="0" r="0" t="0"/>
             <wp:docPr descr="Four things a sign says, each with an arrow to what it actually means: you mustn’t go in unless you belong, be quiet when you leave, you do not have to pay yet, and a guard will stop you and it is not personal." title="" id="54" name="Picture"/>
             <a:graphic>
@@ -8628,7 +8628,7 @@
                   <pic:spPr bwMode="auto">
                     <a:xfrm>
                       <a:off x="0" y="0"/>
-                      <a:ext cx="5143500" cy="1771650"/>
+                      <a:ext cx="5724525" cy="1971675"/>
                     </a:xfrm>
                     <a:prstGeom prst="rect">
                       <a:avLst/>
@@ -9647,7 +9647,7 @@
       <w:r>
         <w:drawing>
           <wp:inline>
-            <wp:extent cx="5143500" cy="1571625"/>
+            <wp:extent cx="5724525" cy="1752600"/>
             <wp:effectExtent b="0" l="0" r="0" t="0"/>
             <wp:docPr descr="One room before the rule and after it. Before: smoke indoors, thirty years of custom, and everybody saying it would never hold. After: the rule came in on a Monday, almost everybody was keeping it by the end of that week, with no guards and almost no fines." title="" id="57" name="Picture"/>
             <a:graphic>
@@ -9668,7 +9668,7 @@
                   <pic:spPr bwMode="auto">
                     <a:xfrm>
                       <a:off x="0" y="0"/>
-                      <a:ext cx="5143500" cy="1571625"/>
+                      <a:ext cx="5724525" cy="1752600"/>
                     </a:xfrm>
                     <a:prstGeom prst="rect">
                       <a:avLst/>
@@ -10883,7 +10883,7 @@
       <w:r>
         <w:drawing>
           <wp:inline>
-            <wp:extent cx="5143500" cy="1543050"/>
+            <wp:extent cx="5724525" cy="1724025"/>
             <wp:effectExtent b="0" l="0" r="0" t="0"/>
             <wp:docPr descr="The five Can-Do lines of the unit as a strip with a box to tick beside each, the last one marked Plus." title="" id="60" name="Picture"/>
             <a:graphic>
@@ -10904,7 +10904,7 @@
                   <pic:spPr bwMode="auto">
                     <a:xfrm>
                       <a:off x="0" y="0"/>
-                      <a:ext cx="5143500" cy="1543050"/>
+                      <a:ext cx="5724525" cy="1724025"/>
                     </a:xfrm>
                     <a:prstGeom prst="rect">
                       <a:avLst/>
